--- a/public/cv/Eric_Kay_Hong_CV.docx
+++ b/public/cv/Eric_Kay_Hong_CV.docx
@@ -26,7 +26,7 @@
           <w:color w:val="555555"/>
           <w:sz w:val="22"/>
         </w:rPr>
-        <w:t>Développeur .NET senior  |  Tech Lead  |  Architecture logicielle  |  Azure</w:t>
+        <w:t>Développeur .NET senior</w:t>
       </w:r>
     </w:p>
     <w:p>
@@ -709,7 +709,21 @@
           <w:color w:val="1A1A1A"/>
           <w:sz w:val="19"/>
         </w:rPr>
-        <w:t>Orchestré les évolutions techniques et les migrations de version avec zéro downtime critique.</w:t>
+        <w:t>Orchestré les évolutions techniques et les migrations de versio</w:t>
+      </w:r>
+      <w:r>
+        <w:rPr>
+          <w:color w:val="1A1A1A"/>
+          <w:sz w:val="19"/>
+        </w:rPr>
+        <w:t>n</w:t>
+      </w:r>
+      <w:r>
+        <w:rPr>
+          <w:color w:val="1A1A1A"/>
+          <w:sz w:val="19"/>
+        </w:rPr>
+        <w:t>.</w:t>
       </w:r>
     </w:p>
     <w:p>
@@ -793,7 +807,21 @@
           <w:color w:val="1A1A1A"/>
           <w:sz w:val="19"/>
         </w:rPr>
-        <w:t>Analysé les besoins et développé des modules du logiciel Tandem RH en C++, déployé chez 50+ PME québécoises.</w:t>
+        <w:t xml:space="preserve">Analysé les besoins et développé des modules du logiciel Tandem RH en C++, déployé chez </w:t>
+      </w:r>
+      <w:r>
+        <w:rPr>
+          <w:color w:val="1A1A1A"/>
+          <w:sz w:val="19"/>
+        </w:rPr>
+        <w:t>10</w:t>
+      </w:r>
+      <w:r>
+        <w:rPr>
+          <w:color w:val="1A1A1A"/>
+          <w:sz w:val="19"/>
+        </w:rPr>
+        <w:t>0+ PME québécoises.</w:t>
       </w:r>
     </w:p>
     <w:p>
@@ -1645,6 +1673,7 @@
     <w:rPr>
       <w:rFonts w:ascii="Calibri" w:hAnsi="Calibri"/>
       <w:sz w:val="20"/>
+      <w:lang w:val="fr-FR"/>
     </w:rPr>
   </w:style>
   <w:style w:type="paragraph" w:styleId="Titre1">
